--- a/MyGuitarFamily Setup.docx
+++ b/MyGuitarFamily Setup.docx
@@ -4054,6 +4054,50 @@
       </w:r>
     </w:p>
     <w:p/>
+    <w:p>
+      <w:pPr>
+        <w:rPr>
+          <w:b/>
+          <w:bCs/>
+          <w:u w:val="single"/>
+        </w:rPr>
+      </w:pPr>
+      <w:r>
+        <w:rPr>
+          <w:b/>
+          <w:bCs/>
+          <w:u w:val="single"/>
+        </w:rPr>
+        <w:t xml:space="preserve">Canvas → </w:t>
+      </w:r>
+      <w:proofErr w:type="spellStart"/>
+      <w:r>
+        <w:rPr>
+          <w:b/>
+          <w:bCs/>
+          <w:u w:val="single"/>
+        </w:rPr>
+        <w:t>Cloudinary</w:t>
+      </w:r>
+      <w:proofErr w:type="spellEnd"/>
+      <w:r>
+        <w:rPr>
+          <w:b/>
+          <w:bCs/>
+          <w:u w:val="single"/>
+        </w:rPr>
+        <w:t xml:space="preserve"> upload → returns URL → checkout → webhook → email includes image</w:t>
+      </w:r>
+    </w:p>
+    <w:p>
+      <w:pPr>
+        <w:rPr>
+          <w:b/>
+          <w:bCs/>
+          <w:u w:val="single"/>
+        </w:rPr>
+      </w:pPr>
+    </w:p>
     <w:p>
       <w:pPr>
         <w:rPr>

--- a/MyGuitarFamily Setup.docx
+++ b/MyGuitarFamily Setup.docx
@@ -784,13 +784,8 @@
         <w:t>Webhook (</w:t>
       </w:r>
       <w:proofErr w:type="spellStart"/>
-      <w:proofErr w:type="gramStart"/>
-      <w:r>
-        <w:t>checkout.session</w:t>
-      </w:r>
-      <w:proofErr w:type="gramEnd"/>
-      <w:r>
-        <w:t>.completed</w:t>
+      <w:r>
+        <w:t>checkout.session.completed</w:t>
       </w:r>
       <w:proofErr w:type="spellEnd"/>
       <w:r>
@@ -1046,13 +1041,8 @@
           <w:numId w:val="9"/>
         </w:numPr>
       </w:pPr>
-      <w:proofErr w:type="gramStart"/>
-      <w:r>
-        <w:t>Uses</w:t>
-      </w:r>
-      <w:proofErr w:type="gramEnd"/>
-      <w:r>
-        <w:t xml:space="preserve"> your domain:</w:t>
+      <w:r>
+        <w:t>Uses your domain:</w:t>
       </w:r>
     </w:p>
     <w:p>
@@ -1204,12 +1194,10 @@
         </w:numPr>
       </w:pPr>
       <w:proofErr w:type="spellStart"/>
-      <w:proofErr w:type="gramStart"/>
       <w:r>
         <w:t>Lets</w:t>
       </w:r>
       <w:proofErr w:type="spellEnd"/>
-      <w:proofErr w:type="gramEnd"/>
       <w:r>
         <w:t xml:space="preserve"> users build their guitar family </w:t>
       </w:r>
@@ -1362,12 +1350,10 @@
     </w:p>
     <w:p>
       <w:proofErr w:type="spellStart"/>
-      <w:proofErr w:type="gramStart"/>
       <w:r>
         <w:t>canvas.toDataURL</w:t>
       </w:r>
       <w:proofErr w:type="spellEnd"/>
-      <w:proofErr w:type="gramEnd"/>
       <w:r>
         <w:t>('image/</w:t>
       </w:r>
@@ -1452,15 +1438,7 @@
     </w:p>
     <w:p>
       <w:r>
-        <w:t xml:space="preserve">This becomes your </w:t>
-      </w:r>
-      <w:proofErr w:type="gramStart"/>
-      <w:r>
-        <w:t>manufacturable</w:t>
-      </w:r>
-      <w:proofErr w:type="gramEnd"/>
-      <w:r>
-        <w:t xml:space="preserve"> asset</w:t>
+        <w:t>This becomes your manufacturable asset</w:t>
       </w:r>
     </w:p>
     <w:p>
@@ -1688,13 +1666,8 @@
       </w:r>
     </w:p>
     <w:p>
-      <w:proofErr w:type="gramStart"/>
-      <w:r>
-        <w:t>YOU</w:t>
-      </w:r>
-      <w:proofErr w:type="gramEnd"/>
-      <w:r>
-        <w:t xml:space="preserve"> manually:</w:t>
+      <w:r>
+        <w:t>YOU manually:</w:t>
       </w:r>
       <w:r>
         <w:br/>
@@ -2527,104 +2500,64 @@
     </w:p>
     <w:p>
       <w:r>
-        <w:t xml:space="preserve">[ Customer </w:t>
-      </w:r>
-      <w:proofErr w:type="gramStart"/>
-      <w:r>
-        <w:t>Browser ]</w:t>
-      </w:r>
-      <w:proofErr w:type="gramEnd"/>
+        <w:t>[ Customer Browser ]</w:t>
+      </w:r>
       <w:r>
         <w:br/>
         <w:t xml:space="preserve">        ↓</w:t>
       </w:r>
       <w:r>
         <w:br/>
-        <w:t>[ Netlify Website (Frontend + Builder</w:t>
-      </w:r>
-      <w:proofErr w:type="gramStart"/>
-      <w:r>
-        <w:t>) ]</w:t>
-      </w:r>
-      <w:proofErr w:type="gramEnd"/>
+        <w:t>[ Netlify Website (Frontend + Builder) ]</w:t>
+      </w:r>
       <w:r>
         <w:br/>
         <w:t xml:space="preserve">        ↓</w:t>
       </w:r>
       <w:r>
         <w:br/>
-        <w:t>[ Netlify Function: create-checkout-</w:t>
-      </w:r>
-      <w:proofErr w:type="gramStart"/>
-      <w:r>
-        <w:t>session ]</w:t>
-      </w:r>
-      <w:proofErr w:type="gramEnd"/>
+        <w:t>[ Netlify Function: create-checkout-session ]</w:t>
+      </w:r>
       <w:r>
         <w:br/>
         <w:t xml:space="preserve">        ↓</w:t>
       </w:r>
       <w:r>
         <w:br/>
-        <w:t>[ Stripe Checkout (Payment UI</w:t>
-      </w:r>
-      <w:proofErr w:type="gramStart"/>
-      <w:r>
-        <w:t>) ]</w:t>
-      </w:r>
-      <w:proofErr w:type="gramEnd"/>
+        <w:t>[ Stripe Checkout (Payment UI) ]</w:t>
+      </w:r>
       <w:r>
         <w:br/>
         <w:t xml:space="preserve">        ↓</w:t>
       </w:r>
       <w:r>
         <w:br/>
-        <w:t xml:space="preserve">[ Stripe Webhook </w:t>
-      </w:r>
-      <w:proofErr w:type="gramStart"/>
-      <w:r>
-        <w:t>Event ]</w:t>
-      </w:r>
-      <w:proofErr w:type="gramEnd"/>
+        <w:t>[ Stripe Webhook Event ]</w:t>
+      </w:r>
       <w:r>
         <w:br/>
         <w:t xml:space="preserve">        ↓</w:t>
       </w:r>
       <w:r>
         <w:br/>
-        <w:t>[ Netlify Function: stripe-</w:t>
-      </w:r>
-      <w:proofErr w:type="gramStart"/>
-      <w:r>
-        <w:t>webhook ]</w:t>
-      </w:r>
-      <w:proofErr w:type="gramEnd"/>
+        <w:t>[ Netlify Function: stripe-webhook ]</w:t>
+      </w:r>
       <w:r>
         <w:br/>
         <w:t xml:space="preserve">        ↓</w:t>
       </w:r>
       <w:r>
         <w:br/>
-        <w:t xml:space="preserve">[ Resend Email </w:t>
-      </w:r>
-      <w:proofErr w:type="gramStart"/>
-      <w:r>
-        <w:t>Service ]</w:t>
-      </w:r>
-      <w:proofErr w:type="gramEnd"/>
+        <w:t>[ Resend Email Service ]</w:t>
+      </w:r>
       <w:r>
         <w:br/>
         <w:t xml:space="preserve">        ↓</w:t>
       </w:r>
       <w:r>
         <w:br/>
-        <w:t>[ You (Fulfillment</w:t>
-      </w:r>
-      <w:proofErr w:type="gramStart"/>
-      <w:r>
-        <w:t>) ]</w:t>
-      </w:r>
-      <w:proofErr w:type="gramEnd"/>
+        <w:t>[ You (Fulfillment) ]</w:t>
+      </w:r>
     </w:p>
     <w:p/>
     <w:p>
@@ -2652,13 +2585,8 @@
     </w:p>
     <w:p>
       <w:r>
-        <w:t xml:space="preserve">[ </w:t>
-      </w:r>
-      <w:proofErr w:type="gramStart"/>
-      <w:r>
-        <w:t>GoDaddy ]</w:t>
-      </w:r>
-      <w:proofErr w:type="gramEnd"/>
+        <w:t>[ GoDaddy ]</w:t>
+      </w:r>
       <w:r>
         <w:br/>
         <w:t xml:space="preserve">   ↓ (domain ownership)</w:t>
@@ -2668,13 +2596,8 @@
       </w:r>
       <w:r>
         <w:br/>
-        <w:t>[ Netlify DNS (NS1</w:t>
-      </w:r>
-      <w:proofErr w:type="gramStart"/>
-      <w:r>
-        <w:t>) ]</w:t>
-      </w:r>
-      <w:proofErr w:type="gramEnd"/>
+        <w:t>[ Netlify DNS (NS1) ]</w:t>
+      </w:r>
       <w:r>
         <w:br/>
         <w:t xml:space="preserve">   ↓ (routes traffic)</w:t>
@@ -2684,51 +2607,31 @@
       </w:r>
       <w:r>
         <w:br/>
-        <w:t xml:space="preserve">[ Netlify </w:t>
-      </w:r>
-      <w:proofErr w:type="gramStart"/>
-      <w:r>
-        <w:t>Hosting ]</w:t>
-      </w:r>
-      <w:proofErr w:type="gramEnd"/>
+        <w:t>[ Netlify Hosting ]</w:t>
+      </w:r>
       <w:r>
         <w:br/>
         <w:t xml:space="preserve">   ↓</w:t>
       </w:r>
       <w:r>
         <w:br/>
-        <w:t xml:space="preserve">[ Your Website + </w:t>
-      </w:r>
-      <w:proofErr w:type="gramStart"/>
-      <w:r>
-        <w:t>Functions ]</w:t>
-      </w:r>
-      <w:proofErr w:type="gramEnd"/>
+        <w:t>[ Your Website + Functions ]</w:t>
+      </w:r>
       <w:r>
         <w:br/>
       </w:r>
       <w:r>
         <w:br/>
-        <w:t xml:space="preserve">[ </w:t>
-      </w:r>
-      <w:proofErr w:type="gramStart"/>
-      <w:r>
-        <w:t>GitHub ]</w:t>
-      </w:r>
-      <w:proofErr w:type="gramEnd"/>
+        <w:t>[ GitHub ]</w:t>
+      </w:r>
       <w:r>
         <w:br/>
         <w:t xml:space="preserve">   ↓</w:t>
       </w:r>
       <w:r>
         <w:br/>
-        <w:t xml:space="preserve">[ Deploys to </w:t>
-      </w:r>
-      <w:proofErr w:type="gramStart"/>
-      <w:r>
-        <w:t>Netlify ]</w:t>
-      </w:r>
-      <w:proofErr w:type="gramEnd"/>
+        <w:t>[ Deploys to Netlify ]</w:t>
+      </w:r>
     </w:p>
     <w:p/>
     <w:p/>
@@ -3488,15 +3391,7 @@
         </w:numPr>
       </w:pPr>
       <w:r>
-        <w:t xml:space="preserve">Customer builds </w:t>
-      </w:r>
-      <w:proofErr w:type="gramStart"/>
-      <w:r>
-        <w:t>sticker</w:t>
-      </w:r>
-      <w:proofErr w:type="gramEnd"/>
-      <w:r>
-        <w:t xml:space="preserve"> on website </w:t>
+        <w:t xml:space="preserve">Customer builds sticker on website </w:t>
       </w:r>
     </w:p>
     <w:p>
@@ -3604,15 +3499,7 @@
         </w:numPr>
       </w:pPr>
       <w:r>
-        <w:t xml:space="preserve">No image storage (PNG </w:t>
-      </w:r>
-      <w:proofErr w:type="gramStart"/>
-      <w:r>
-        <w:t>not</w:t>
-      </w:r>
-      <w:proofErr w:type="gramEnd"/>
-      <w:r>
-        <w:t xml:space="preserve"> persisted yet) </w:t>
+        <w:t xml:space="preserve">No image storage (PNG not persisted yet) </w:t>
       </w:r>
     </w:p>
     <w:p>
@@ -4106,6 +3993,196 @@
           <w:u w:val="single"/>
         </w:rPr>
       </w:pPr>
+    </w:p>
+    <w:p>
+      <w:pPr>
+        <w:rPr>
+          <w:b/>
+          <w:bCs/>
+          <w:u w:val="single"/>
+        </w:rPr>
+      </w:pPr>
+    </w:p>
+    <w:p>
+      <w:pPr>
+        <w:rPr>
+          <w:b/>
+          <w:bCs/>
+          <w:u w:val="single"/>
+        </w:rPr>
+      </w:pPr>
+    </w:p>
+    <w:p>
+      <w:pPr>
+        <w:rPr>
+          <w:b/>
+          <w:bCs/>
+          <w:u w:val="single"/>
+        </w:rPr>
+      </w:pPr>
+      <w:r>
+        <w:rPr>
+          <w:b/>
+          <w:bCs/>
+          <w:u w:val="single"/>
+        </w:rPr>
+        <w:lastRenderedPageBreak/>
+        <w:t xml:space="preserve">Site </w:t>
+      </w:r>
+      <w:r>
+        <w:rPr>
+          <w:b/>
+          <w:bCs/>
+          <w:u w:val="single"/>
+        </w:rPr>
+        <w:t>Stuff</w:t>
+      </w:r>
+    </w:p>
+    <w:p>
+      <w:pPr>
+        <w:rPr>
+          <w:b/>
+          <w:bCs/>
+          <w:u w:val="single"/>
+        </w:rPr>
+      </w:pPr>
+      <w:r>
+        <w:rPr>
+          <w:b/>
+          <w:bCs/>
+          <w:u w:val="single"/>
+        </w:rPr>
+        <w:t>Create your own custom guitar family sticker.</w:t>
+      </w:r>
+    </w:p>
+    <w:p>
+      <w:pPr>
+        <w:rPr>
+          <w:b/>
+          <w:bCs/>
+          <w:u w:val="single"/>
+        </w:rPr>
+      </w:pPr>
+    </w:p>
+    <w:p>
+      <w:pPr>
+        <w:rPr>
+          <w:b/>
+          <w:bCs/>
+          <w:u w:val="single"/>
+        </w:rPr>
+      </w:pPr>
+      <w:r>
+        <w:rPr>
+          <w:b/>
+          <w:bCs/>
+          <w:u w:val="single"/>
+        </w:rPr>
+        <w:t>Choose your guitars, add a personal caption, and we’ll turn it into a high-quality die-cut vinyl sticker that’s built to last.</w:t>
+      </w:r>
+    </w:p>
+    <w:p>
+      <w:pPr>
+        <w:rPr>
+          <w:b/>
+          <w:bCs/>
+          <w:u w:val="single"/>
+        </w:rPr>
+      </w:pPr>
+    </w:p>
+    <w:p>
+      <w:pPr>
+        <w:rPr>
+          <w:b/>
+          <w:bCs/>
+          <w:u w:val="single"/>
+        </w:rPr>
+      </w:pPr>
+      <w:r>
+        <w:rPr>
+          <w:b/>
+          <w:bCs/>
+          <w:u w:val="single"/>
+        </w:rPr>
+        <w:t>Perfect for cars, cases, or anywhere you want to show off your collection.</w:t>
+      </w:r>
+    </w:p>
+    <w:p>
+      <w:pPr>
+        <w:rPr>
+          <w:b/>
+          <w:bCs/>
+          <w:u w:val="single"/>
+        </w:rPr>
+      </w:pPr>
+    </w:p>
+    <w:p>
+      <w:pPr>
+        <w:rPr>
+          <w:b/>
+          <w:bCs/>
+          <w:u w:val="single"/>
+        </w:rPr>
+      </w:pPr>
+      <w:r>
+        <w:rPr>
+          <w:b/>
+          <w:bCs/>
+          <w:u w:val="single"/>
+        </w:rPr>
+        <w:t>• Premium vinyl</w:t>
+      </w:r>
+    </w:p>
+    <w:p>
+      <w:pPr>
+        <w:rPr>
+          <w:b/>
+          <w:bCs/>
+          <w:u w:val="single"/>
+        </w:rPr>
+      </w:pPr>
+      <w:r>
+        <w:rPr>
+          <w:b/>
+          <w:bCs/>
+          <w:u w:val="single"/>
+        </w:rPr>
+        <w:t>• Weatherproof &amp; durable</w:t>
+      </w:r>
+    </w:p>
+    <w:p>
+      <w:pPr>
+        <w:rPr>
+          <w:b/>
+          <w:bCs/>
+          <w:u w:val="single"/>
+        </w:rPr>
+      </w:pPr>
+      <w:r>
+        <w:rPr>
+          <w:b/>
+          <w:bCs/>
+          <w:u w:val="single"/>
+        </w:rPr>
+        <w:t>• Fully customized design</w:t>
+      </w:r>
+    </w:p>
+    <w:p>
+      <w:pPr>
+        <w:rPr>
+          <w:b/>
+          <w:bCs/>
+          <w:u w:val="single"/>
+        </w:rPr>
+      </w:pPr>
+      <w:r>
+        <w:rPr>
+          <w:b/>
+          <w:bCs/>
+          <w:u w:val="single"/>
+        </w:rPr>
+        <w:t>• Optional digital download available</w:t>
+      </w:r>
     </w:p>
     <w:sectPr>
       <w:pgSz w:w="12240" w:h="15840"/>
